--- a/assets/pdf/ats-resume_yeison-bedoya-lopez_product-design.docx
+++ b/assets/pdf/ats-resume_yeison-bedoya-lopez_product-design.docx
@@ -253,28 +253,54 @@
           <w:rFonts w:ascii="Inter" w:cs="Inter" w:eastAsia="Inter" w:hAnsi="Inter"/>
           <w:rtl w:val="0"/>
         </w:rPr>
-        <w:t xml:space="preserve">I combine product thinking, UX strategy, and design systems to </w:t>
+        <w:t xml:space="preserve">Senior Product Designer with 8+ years in the craft. I have a solid foundation in graphic design that guarantees visual quality, and I </w:t>
       </w:r>
       <w:r>
         <w:rPr>
           <w:rFonts w:ascii="Inter SemiBold" w:cs="Inter SemiBold" w:eastAsia="Inter SemiBold" w:hAnsi="Inter SemiBold"/>
           <w:rtl w:val="0"/>
         </w:rPr>
-        <w:t xml:space="preserve">create scalable interfaces with operational impact</w:t>
-      </w:r>
-      <w:r>
-        <w:rPr>
-          <w:rFonts w:ascii="Inter" w:cs="Inter" w:eastAsia="Inter" w:hAnsi="Inter"/>
-          <w:rtl w:val="0"/>
-        </w:rPr>
-        <w:t xml:space="preserve">. I work in short cycles with engineering and business, </w:t>
-      </w:r>
-      <w:r>
-        <w:rPr>
-          <w:rFonts w:ascii="Inter SemiBold" w:cs="Inter SemiBold" w:eastAsia="Inter SemiBold" w:hAnsi="Inter SemiBold"/>
-          <w:rtl w:val="0"/>
-        </w:rPr>
-        <w:t xml:space="preserve">validating every decision with data and real user feedback</w:t>
+        <w:t xml:space="preserve">combine it with business and technology understanding to take every project to its full potential</w:t>
+      </w:r>
+      <w:r>
+        <w:rPr>
+          <w:rFonts w:ascii="Inter" w:cs="Inter" w:eastAsia="Inter" w:hAnsi="Inter"/>
+          <w:rtl w:val="0"/>
+        </w:rPr>
+        <w:t xml:space="preserve">. </w:t>
+      </w:r>
+    </w:p>
+    <w:p>
+      <w:pPr>
+        <w:rPr>
+          <w:rFonts w:ascii="Inter" w:cs="Inter" w:eastAsia="Inter" w:hAnsi="Inter"/>
+        </w:rPr>
+      </w:pPr>
+      <w:r>
+        <w:rPr>
+          <w:rtl w:val="0"/>
+        </w:rPr>
+      </w:r>
+    </w:p>
+    <w:p>
+      <w:pPr>
+        <w:rPr>
+          <w:rFonts w:ascii="Inter" w:cs="Inter" w:eastAsia="Inter" w:hAnsi="Inter"/>
+        </w:rPr>
+      </w:pPr>
+      <w:r>
+        <w:rPr>
+          <w:rFonts w:ascii="Inter" w:cs="Inter" w:eastAsia="Inter" w:hAnsi="Inter"/>
+          <w:rtl w:val="0"/>
+        </w:rPr>
+        <w:t xml:space="preserve">I iterate in short cycles, </w:t>
+      </w:r>
+      <w:r>
+        <w:rPr>
+          <w:rFonts w:ascii="Rubik SemiBold" w:cs="Rubik SemiBold" w:eastAsia="Rubik SemiBold" w:hAnsi="Rubik SemiBold"/>
+          <w:rtl w:val="0"/>
+        </w:rPr>
+        <w:t xml:space="preserve">validating every decision based on what the data and user feedback show</w:t>
       </w:r>
       <w:r>
         <w:rPr>

--- a/assets/pdf/ats-resume_yeison-bedoya-lopez_product-design.docx
+++ b/assets/pdf/ats-resume_yeison-bedoya-lopez_product-design.docx
@@ -44,7 +44,7 @@
           <w:szCs w:val="36"/>
           <w:rtl w:val="0"/>
         </w:rPr>
-        <w:t xml:space="preserve">SENIOR PRODUCT DESIGNER</w:t>
+        <w:t xml:space="preserve">SENIOR PRODUCT DESIGNER - UX UI</w:t>
       </w:r>
       <w:r>
         <w:rPr>
